--- a/fuentes/CF02_63110191_DU.docx
+++ b/fuentes/CF02_63110191_DU.docx
@@ -85,7 +85,7 @@
               </wp:anchor>
             </w:drawing>
           </mc:Choice>
-          <mc:Fallback xmlns:w16sdtfl="http://schemas.microsoft.com/office/word/2024/wordml/sdtformatlock" xmlns:w16du="http://schemas.microsoft.com/office/word/2023/wordml/word16du" xmlns:oel="http://schemas.microsoft.com/office/2019/extlst">
+          <mc:Fallback xmlns:oel="http://schemas.microsoft.com/office/2019/extlst" xmlns:w16du="http://schemas.microsoft.com/office/word/2023/wordml/word16du" xmlns:w16sdtfl="http://schemas.microsoft.com/office/word/2024/wordml/sdtformatlock">
             <w:pict>
               <v:rect w14:anchorId="4E7873B1" id="Rectángulo 3" o:spid="_x0000_s1026" alt="&quot;&quot;" style="position:absolute;margin-left:-54pt;margin-top:31.65pt;width:613.85pt;height:204pt;z-index:-251655168;visibility:visible;mso-wrap-style:square;mso-height-percent:0;mso-wrap-distance-left:9pt;mso-wrap-distance-top:0;mso-wrap-distance-right:9pt;mso-wrap-distance-bottom:0;mso-position-horizontal:absolute;mso-position-horizontal-relative:text;mso-position-vertical:absolute;mso-position-vertical-relative:text;mso-height-percent:0;mso-height-relative:margin;v-text-anchor:middle" o:gfxdata="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" fillcolor="#00314d" stroked="f" strokeweight="1pt"/>
             </w:pict>
@@ -9976,15 +9976,29 @@
         <w:t>Tipos de contenido visual y auditivo</w:t>
       </w:r>
       <w:r>
+        <w:t xml:space="preserve">     </w:t>
+      </w:r>
+    </w:p>
+    <w:p>
+      <w:pPr>
+        <w:pStyle w:val="Figura"/>
+        <w:numPr>
+          <w:ilvl w:val="0"/>
+          <w:numId w:val="0"/>
+        </w:numPr>
+        <w:ind w:left="992"/>
+        <w:jc w:val="left"/>
+      </w:pPr>
+      <w:r>
         <w:rPr>
           <w:noProof/>
           <w14:ligatures w14:val="standardContextual"/>
         </w:rPr>
         <w:drawing>
-          <wp:inline distT="0" distB="0" distL="0" distR="0" wp14:anchorId="7ED69A8A" wp14:editId="7C41B932">
-            <wp:extent cx="5146158" cy="1878461"/>
-            <wp:effectExtent l="0" t="0" r="0" b="7620"/>
-            <wp:docPr id="15" name="Gráfico 15" descr="La figura muestra los tipos de contenido visual y auditivo:&#10;• Imagen fija: transmite emociones visuales inmediatas; requiere buena composición, color y nitidez.&#10;• Video: permite continuidad narrativa; combina imagen, sonido y texto; ideal para storytelling emocional.&#10;• Audio: refuerza la identidad sonora; útil en podcasts, audios motivacionales y narración de marca.&#10;• Texto: cimiento estructural de toda narrativa; debe adaptarse al formato y audiencia.&#10;"/>
+          <wp:inline distT="0" distB="0" distL="0" distR="0" wp14:anchorId="66D516F7" wp14:editId="18ABBE47">
+            <wp:extent cx="5534025" cy="2020039"/>
+            <wp:effectExtent l="0" t="0" r="0" b="0"/>
+            <wp:docPr id="5" name="Gráfico 5" descr="La figura muestra los tipos de contenido visual y auditivo:&#10;• Imagen fija: transmite emociones visuales inmediatas; requiere buena composición, color y nitidez.&#10;• Video: permite continuidad narrativa; combina imagen, sonido y texto; ideal para storytelling emocional.&#10;• Audio: refuerza la identidad sonora; útil en podcasts, audios motivacionales y narración de marca.&#10;• Texto: cimiento estructural de toda narrativa; debe adaptarse al formato y audiencia.&#10;"/>
             <wp:cNvGraphicFramePr>
               <a:graphicFrameLocks xmlns:a="http://schemas.openxmlformats.org/drawingml/2006/main" noChangeAspect="1"/>
             </wp:cNvGraphicFramePr>
@@ -9992,7 +10006,7 @@
               <a:graphicData uri="http://schemas.openxmlformats.org/drawingml/2006/picture">
                 <pic:pic xmlns:pic="http://schemas.openxmlformats.org/drawingml/2006/picture">
                   <pic:nvPicPr>
-                    <pic:cNvPr id="15" name="Gráfico 15" descr="La figura muestra los tipos de contenido visual y auditivo:&#10;• Imagen fija: transmite emociones visuales inmediatas; requiere buena composición, color y nitidez.&#10;• Video: permite continuidad narrativa; combina imagen, sonido y texto; ideal para storytelling emocional.&#10;• Audio: refuerza la identidad sonora; útil en podcasts, audios motivacionales y narración de marca.&#10;• Texto: cimiento estructural de toda narrativa; debe adaptarse al formato y audiencia.&#10;"/>
+                    <pic:cNvPr id="5" name="Gráfico 5" descr="La figura muestra los tipos de contenido visual y auditivo:&#10;• Imagen fija: transmite emociones visuales inmediatas; requiere buena composición, color y nitidez.&#10;• Video: permite continuidad narrativa; combina imagen, sonido y texto; ideal para storytelling emocional.&#10;• Audio: refuerza la identidad sonora; útil en podcasts, audios motivacionales y narración de marca.&#10;• Texto: cimiento estructural de toda narrativa; debe adaptarse al formato y audiencia.&#10;"/>
                     <pic:cNvPicPr/>
                   </pic:nvPicPr>
                   <pic:blipFill>
@@ -10013,7 +10027,7 @@
                   <pic:spPr>
                     <a:xfrm>
                       <a:off x="0" y="0"/>
-                      <a:ext cx="5157035" cy="1882431"/>
+                      <a:ext cx="5547518" cy="2024964"/>
                     </a:xfrm>
                     <a:prstGeom prst="rect">
                       <a:avLst/>
@@ -10053,13 +10067,6 @@
         </w:rPr>
         <w:t>: SENA, 2025.</w:t>
       </w:r>
-    </w:p>
-    <w:p>
-      <w:pPr>
-        <w:rPr>
-          <w:lang w:val="es-419" w:eastAsia="es-CO"/>
-        </w:rPr>
-      </w:pPr>
     </w:p>
     <w:p>
       <w:pPr>
@@ -12019,19 +12026,7 @@
         <w:rPr>
           <w:lang w:val="es-419" w:eastAsia="es-CO"/>
         </w:rPr>
-        <w:t xml:space="preserve"> y Trello. Se abordan los tipos y características del contenido digital, junto con las etapas clave del proceso de producción, desde la definición de objetivos hasta la edición final. Además, se desarrollan técnicas de redacción persuasiva y narrativa digital que permiten construir mensajes coherentes, emocionales y adaptados a distintos formatos. El componente también incluye criterios para evaluar la calidad técnica y narrativa de los recursos, asegurando que cada pieza cumpla con los estándares comunicacionales. Finalmente se menciona los aspectos relacionados con las diferentes </w:t>
-      </w:r>
-      <w:r>
-        <w:rPr>
-          <w:lang w:val="es-419" w:eastAsia="es-CO"/>
-        </w:rPr>
-        <w:t>técnicas</w:t>
-      </w:r>
-      <w:r>
-        <w:rPr>
-          <w:lang w:val="es-419" w:eastAsia="es-CO"/>
-        </w:rPr>
-        <w:t xml:space="preserve"> de escritura para los contenidos narrativo</w:t>
+        <w:t xml:space="preserve"> y Trello. Se abordan los tipos y características del contenido digital, junto con las etapas clave del proceso de producción, desde la definición de objetivos hasta la edición final. Además, se desarrollan técnicas de redacción persuasiva y narrativa digital que permiten construir mensajes coherentes, emocionales y adaptados a distintos formatos. El componente también incluye criterios para evaluar la calidad técnica y narrativa de los recursos, asegurando que cada pieza cumpla con los estándares comunicacionales. Finalmente se menciona los aspectos relacionados con las diferentes técnicas de escritura para los contenidos narrativo</w:t>
       </w:r>
       <w:r>
         <w:rPr>
@@ -12060,10 +12055,10 @@
         </w:rPr>
         <w:lastRenderedPageBreak/>
         <w:drawing>
-          <wp:inline distT="0" distB="0" distL="0" distR="0" wp14:anchorId="10364196" wp14:editId="03E661C2">
-            <wp:extent cx="6332220" cy="3033395"/>
+          <wp:inline distT="0" distB="0" distL="0" distR="0" wp14:anchorId="32CE7F38" wp14:editId="2108510A">
+            <wp:extent cx="6248400" cy="2993242"/>
             <wp:effectExtent l="0" t="0" r="0" b="0"/>
-            <wp:docPr id="1" name="Gráfico 1" descr="El componente &quot;Estrategias de contenido&quot;, desarrolla seis temáticas, storytelling en donde se aborda elementos narrativos, importancia y conexiones emocionales; estrategias de contenido, compuesta por narrativas comunes, adaptación de narrativas, casos de éxito y engagement; planificación estratégica con objetivos, calendarios, mapas de contenidos y herramientas; producción de contenidos con tipos, proceso, técnicas y adaptación; herramientas de producción con texto, imagen y sonido, y calidad de recursos; finaliza con técnicas de escritura, donde se aborda redacción persuasiva y creativa, captación de atención y mensajes breves."/>
+            <wp:docPr id="6" name="Gráfico 6" descr="El componente &quot;Estrategias de contenido&quot;, desarrolla seis temáticas, storytelling en donde se aborda elementos narrativos, importancia y conexiones emocionales; estrategias de contenido, compuesta por narrativas comunes, adaptación de narrativas, casos de éxito y engagement; planificación estratégica con objetivos, calendarios, mapas de contenidos y herramientas; producción de contenidos con tipos, proceso, técnicas y adaptación; herramientas de producción con texto, imagen y sonido, y calidad de recursos; finaliza con técnicas de escritura, donde se aborda redacción persuasiva y creativa, captación de atención y mensajes breves."/>
             <wp:cNvGraphicFramePr>
               <a:graphicFrameLocks xmlns:a="http://schemas.openxmlformats.org/drawingml/2006/main" noChangeAspect="1"/>
             </wp:cNvGraphicFramePr>
@@ -12071,7 +12066,7 @@
               <a:graphicData uri="http://schemas.openxmlformats.org/drawingml/2006/picture">
                 <pic:pic xmlns:pic="http://schemas.openxmlformats.org/drawingml/2006/picture">
                   <pic:nvPicPr>
-                    <pic:cNvPr id="1" name="Gráfico 1" descr="El componente &quot;Estrategias de contenido&quot;, desarrolla seis temáticas, storytelling en donde se aborda elementos narrativos, importancia y conexiones emocionales; estrategias de contenido, compuesta por narrativas comunes, adaptación de narrativas, casos de éxito y engagement; planificación estratégica con objetivos, calendarios, mapas de contenidos y herramientas; producción de contenidos con tipos, proceso, técnicas y adaptación; herramientas de producción con texto, imagen y sonido, y calidad de recursos; finaliza con técnicas de escritura, donde se aborda redacción persuasiva y creativa, captación de atención y mensajes breves."/>
+                    <pic:cNvPr id="6" name="Gráfico 6" descr="El componente &quot;Estrategias de contenido&quot;, desarrolla seis temáticas, storytelling en donde se aborda elementos narrativos, importancia y conexiones emocionales; estrategias de contenido, compuesta por narrativas comunes, adaptación de narrativas, casos de éxito y engagement; planificación estratégica con objetivos, calendarios, mapas de contenidos y herramientas; producción de contenidos con tipos, proceso, técnicas y adaptación; herramientas de producción con texto, imagen y sonido, y calidad de recursos; finaliza con técnicas de escritura, donde se aborda redacción persuasiva y creativa, captación de atención y mensajes breves."/>
                     <pic:cNvPicPr/>
                   </pic:nvPicPr>
                   <pic:blipFill>
@@ -12092,7 +12087,7 @@
                   <pic:spPr>
                     <a:xfrm>
                       <a:off x="0" y="0"/>
-                      <a:ext cx="6332220" cy="3033395"/>
+                      <a:ext cx="6249843" cy="2993933"/>
                     </a:xfrm>
                     <a:prstGeom prst="rect">
                       <a:avLst/>
@@ -12104,6 +12099,14 @@
           </wp:inline>
         </w:drawing>
       </w:r>
+    </w:p>
+    <w:p>
+      <w:pPr>
+        <w:ind w:firstLine="0"/>
+        <w:rPr>
+          <w:lang w:val="es-419" w:eastAsia="es-CO"/>
+        </w:rPr>
+      </w:pPr>
     </w:p>
     <w:p>
       <w:pPr>
@@ -22566,6 +22569,10 @@
 </file>
 
 <file path=customXml/item1.xml><?xml version="1.0" encoding="utf-8"?>
+<b:Sources xmlns:b="http://schemas.openxmlformats.org/officeDocument/2006/bibliography" xmlns="http://schemas.openxmlformats.org/officeDocument/2006/bibliography" SelectedStyle="\APASixthEditionOfficeOnline.xsl" StyleName="APA" Version="6"/>
+</file>
+
+<file path=customXml/item2.xml><?xml version="1.0" encoding="utf-8"?>
 <ct:contentTypeSchema xmlns:ct="http://schemas.microsoft.com/office/2006/metadata/contentType" xmlns:ma="http://schemas.microsoft.com/office/2006/metadata/properties/metaAttributes" ct:_="" ma:_="" ma:contentTypeName="Documento" ma:contentTypeID="0x01010049282E1EDBE9234EA9E6D38F720E265F" ma:contentTypeVersion="15" ma:contentTypeDescription="Crear nuevo documento." ma:contentTypeScope="" ma:versionID="b31c7aa9eaf043a08b87120b3c4916e3">
   <xsd:schema xmlns:xsd="http://www.w3.org/2001/XMLSchema" xmlns:xs="http://www.w3.org/2001/XMLSchema" xmlns:p="http://schemas.microsoft.com/office/2006/metadata/properties" xmlns:ns2="cb45339b-ced9-4d0d-8f64-77573914d53b" xmlns:ns3="43a3ca16-9c26-4813-b83f-4aec9927b43f" targetNamespace="http://schemas.microsoft.com/office/2006/metadata/properties" ma:root="true" ma:fieldsID="3533d065b04d75c457075bc55f1f5315" ns2:_="" ns3:_="">
     <xsd:import namespace="cb45339b-ced9-4d0d-8f64-77573914d53b"/>
@@ -22800,11 +22807,16 @@
 </ct:contentTypeSchema>
 </file>
 
-<file path=customXml/item2.xml><?xml version="1.0" encoding="utf-8"?>
-<b:Sources xmlns:b="http://schemas.openxmlformats.org/officeDocument/2006/bibliography" xmlns="http://schemas.openxmlformats.org/officeDocument/2006/bibliography" SelectedStyle="\APASixthEditionOfficeOnline.xsl" StyleName="APA" Version="6"/>
+<file path=customXml/item3.xml><?xml version="1.0" encoding="utf-8"?>
+<?mso-contentType ?>
+<FormTemplates xmlns="http://schemas.microsoft.com/sharepoint/v3/contenttype/forms">
+  <Display>DocumentLibraryForm</Display>
+  <Edit>DocumentLibraryForm</Edit>
+  <New>DocumentLibraryForm</New>
+</FormTemplates>
 </file>
 
-<file path=customXml/item3.xml><?xml version="1.0" encoding="utf-8"?>
+<file path=customXml/item4.xml><?xml version="1.0" encoding="utf-8"?>
 <p:properties xmlns:p="http://schemas.microsoft.com/office/2006/metadata/properties" xmlns:xsi="http://www.w3.org/2001/XMLSchema-instance" xmlns:pc="http://schemas.microsoft.com/office/infopath/2007/PartnerControls">
   <documentManagement>
     <TaxCatchAll xmlns="cb45339b-ced9-4d0d-8f64-77573914d53b"/>
@@ -22815,16 +22827,15 @@
 </p:properties>
 </file>
 
-<file path=customXml/item4.xml><?xml version="1.0" encoding="utf-8"?>
-<?mso-contentType ?>
-<FormTemplates xmlns="http://schemas.microsoft.com/sharepoint/v3/contenttype/forms">
-  <Display>DocumentLibraryForm</Display>
-  <Edit>DocumentLibraryForm</Edit>
-  <New>DocumentLibraryForm</New>
-</FormTemplates>
+<file path=customXml/itemProps1.xml><?xml version="1.0" encoding="utf-8"?>
+<ds:datastoreItem xmlns:ds="http://schemas.openxmlformats.org/officeDocument/2006/customXml" ds:itemID="{E8AB44A3-7C62-4BD2-82ED-8ABC209970FA}">
+  <ds:schemaRefs>
+    <ds:schemaRef ds:uri="http://schemas.openxmlformats.org/officeDocument/2006/bibliography"/>
+  </ds:schemaRefs>
+</ds:datastoreItem>
 </file>
 
-<file path=customXml/itemProps1.xml><?xml version="1.0" encoding="utf-8"?>
+<file path=customXml/itemProps2.xml><?xml version="1.0" encoding="utf-8"?>
 <ds:datastoreItem xmlns:ds="http://schemas.openxmlformats.org/officeDocument/2006/customXml" ds:itemID="{DF43E046-DB0C-42D1-8C73-AE38B52F1ED7}">
   <ds:schemaRefs>
     <ds:schemaRef ds:uri="http://schemas.microsoft.com/office/2006/metadata/contentType"/>
@@ -22843,15 +22854,15 @@
 </ds:datastoreItem>
 </file>
 
-<file path=customXml/itemProps2.xml><?xml version="1.0" encoding="utf-8"?>
-<ds:datastoreItem xmlns:ds="http://schemas.openxmlformats.org/officeDocument/2006/customXml" ds:itemID="{E8AB44A3-7C62-4BD2-82ED-8ABC209970FA}">
+<file path=customXml/itemProps3.xml><?xml version="1.0" encoding="utf-8"?>
+<ds:datastoreItem xmlns:ds="http://schemas.openxmlformats.org/officeDocument/2006/customXml" ds:itemID="{81CBDEC1-3B00-44ED-AD36-0268077980BA}">
   <ds:schemaRefs>
-    <ds:schemaRef ds:uri="http://schemas.openxmlformats.org/officeDocument/2006/bibliography"/>
+    <ds:schemaRef ds:uri="http://schemas.microsoft.com/sharepoint/v3/contenttype/forms"/>
   </ds:schemaRefs>
 </ds:datastoreItem>
 </file>
 
-<file path=customXml/itemProps3.xml><?xml version="1.0" encoding="utf-8"?>
+<file path=customXml/itemProps4.xml><?xml version="1.0" encoding="utf-8"?>
 <ds:datastoreItem xmlns:ds="http://schemas.openxmlformats.org/officeDocument/2006/customXml" ds:itemID="{1145D752-ACC1-45E1-AB53-0C756F67FC7F}">
   <ds:schemaRefs>
     <ds:schemaRef ds:uri="http://schemas.microsoft.com/office/2006/metadata/properties"/>
@@ -22860,12 +22871,4 @@
     <ds:schemaRef ds:uri="43a3ca16-9c26-4813-b83f-4aec9927b43f"/>
   </ds:schemaRefs>
 </ds:datastoreItem>
-</file>
-
-<file path=customXml/itemProps4.xml><?xml version="1.0" encoding="utf-8"?>
-<ds:datastoreItem xmlns:ds="http://schemas.openxmlformats.org/officeDocument/2006/customXml" ds:itemID="{81CBDEC1-3B00-44ED-AD36-0268077980BA}">
-  <ds:schemaRefs>
-    <ds:schemaRef ds:uri="http://schemas.microsoft.com/sharepoint/v3/contenttype/forms"/>
-  </ds:schemaRefs>
-</ds:datastoreItem>
 </file>
--- a/fuentes/CF02_63110191_DU.docx
+++ b/fuentes/CF02_63110191_DU.docx
@@ -85,7 +85,7 @@
               </wp:anchor>
             </w:drawing>
           </mc:Choice>
-          <mc:Fallback xmlns:oel="http://schemas.microsoft.com/office/2019/extlst" xmlns:w16du="http://schemas.microsoft.com/office/word/2023/wordml/word16du" xmlns:w16sdtfl="http://schemas.microsoft.com/office/word/2024/wordml/sdtformatlock">
+          <mc:Fallback xmlns:w16sdtfl="http://schemas.microsoft.com/office/word/2024/wordml/sdtformatlock" xmlns:w16du="http://schemas.microsoft.com/office/word/2023/wordml/word16du" xmlns:oel="http://schemas.microsoft.com/office/2019/extlst">
             <w:pict>
               <v:rect w14:anchorId="4E7873B1" id="Rectángulo 3" o:spid="_x0000_s1026" alt="&quot;&quot;" style="position:absolute;margin-left:-54pt;margin-top:31.65pt;width:613.85pt;height:204pt;z-index:-251655168;visibility:visible;mso-wrap-style:square;mso-height-percent:0;mso-wrap-distance-left:9pt;mso-wrap-distance-top:0;mso-wrap-distance-right:9pt;mso-wrap-distance-bottom:0;mso-position-horizontal:absolute;mso-position-horizontal-relative:text;mso-position-vertical:absolute;mso-position-vertical-relative:text;mso-height-percent:0;mso-height-relative:margin;v-text-anchor:middle" o:gfxdata="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" fillcolor="#00314d" stroked="f" strokeweight="1pt"/>
             </w:pict>
@@ -13261,7 +13261,15 @@
                 <w:sz w:val="28"/>
                 <w:szCs w:val="28"/>
               </w:rPr>
-              <w:t>content planning tools for marketing success</w:t>
+              <w:t xml:space="preserve">content planning tools for marketing </w:t>
+            </w:r>
+            <w:r>
+              <w:rPr>
+                <w:rStyle w:val="Extranjerismo"/>
+                <w:sz w:val="28"/>
+                <w:szCs w:val="28"/>
+              </w:rPr>
+              <w:t>success in 2025</w:t>
             </w:r>
             <w:r>
               <w:rPr>
@@ -13380,7 +13388,7 @@
           <w:sz w:val="28"/>
           <w:szCs w:val="28"/>
         </w:rPr>
-        <w:t>Cómo</w:t>
+        <w:t>Qué</w:t>
       </w:r>
       <w:proofErr w:type="spellEnd"/>
       <w:r>
@@ -13390,7 +13398,7 @@
           <w:sz w:val="28"/>
           <w:szCs w:val="28"/>
         </w:rPr>
-        <w:t xml:space="preserve"> </w:t>
+        <w:t xml:space="preserve"> es la </w:t>
       </w:r>
       <w:proofErr w:type="spellStart"/>
       <w:r>
@@ -13400,7 +13408,7 @@
           <w:sz w:val="28"/>
           <w:szCs w:val="28"/>
         </w:rPr>
-        <w:t>crear</w:t>
+        <w:t>creación</w:t>
       </w:r>
       <w:proofErr w:type="spellEnd"/>
       <w:r>
@@ -13410,7 +13418,7 @@
           <w:sz w:val="28"/>
           <w:szCs w:val="28"/>
         </w:rPr>
-        <w:t xml:space="preserve"> </w:t>
+        <w:t xml:space="preserve"> de </w:t>
       </w:r>
       <w:proofErr w:type="spellStart"/>
       <w:r>
@@ -13420,7 +13428,7 @@
           <w:sz w:val="28"/>
           <w:szCs w:val="28"/>
         </w:rPr>
-        <w:t>buen</w:t>
+        <w:t>contenido</w:t>
       </w:r>
       <w:proofErr w:type="spellEnd"/>
       <w:r>
@@ -13430,7 +13438,7 @@
           <w:sz w:val="28"/>
           <w:szCs w:val="28"/>
         </w:rPr>
-        <w:t xml:space="preserve"> </w:t>
+        <w:t xml:space="preserve"> digital y para </w:t>
       </w:r>
       <w:proofErr w:type="spellStart"/>
       <w:r>
@@ -13440,7 +13448,7 @@
           <w:sz w:val="28"/>
           <w:szCs w:val="28"/>
         </w:rPr>
-        <w:t>contenido</w:t>
+        <w:t>qué</w:t>
       </w:r>
       <w:proofErr w:type="spellEnd"/>
       <w:r>
@@ -13450,7 +13458,7 @@
           <w:sz w:val="28"/>
           <w:szCs w:val="28"/>
         </w:rPr>
-        <w:t xml:space="preserve"> digital? Los </w:t>
+        <w:t xml:space="preserve"> </w:t>
       </w:r>
       <w:proofErr w:type="spellStart"/>
       <w:r>
@@ -13460,7 +13468,7 @@
           <w:sz w:val="28"/>
           <w:szCs w:val="28"/>
         </w:rPr>
-        <w:t>Creativos</w:t>
+        <w:t>sirve</w:t>
       </w:r>
       <w:proofErr w:type="spellEnd"/>
       <w:r>
@@ -13470,7 +13478,36 @@
           <w:sz w:val="28"/>
           <w:szCs w:val="28"/>
         </w:rPr>
-        <w:t xml:space="preserve">. </w:t>
+        <w:t xml:space="preserve">? Los </w:t>
+      </w:r>
+      <w:proofErr w:type="spellStart"/>
+      <w:r>
+        <w:rPr>
+          <w:rStyle w:val="Extranjerismo"/>
+          <w:rFonts w:asciiTheme="minorHAnsi" w:hAnsiTheme="minorHAnsi" w:cstheme="minorHAnsi"/>
+          <w:sz w:val="28"/>
+          <w:szCs w:val="28"/>
+        </w:rPr>
+        <w:t>Creativos</w:t>
+      </w:r>
+      <w:proofErr w:type="spellEnd"/>
+      <w:r>
+        <w:rPr>
+          <w:rStyle w:val="Extranjerismo"/>
+          <w:rFonts w:asciiTheme="minorHAnsi" w:hAnsiTheme="minorHAnsi" w:cstheme="minorHAnsi"/>
+          <w:sz w:val="28"/>
+          <w:szCs w:val="28"/>
+        </w:rPr>
+        <w:t>.</w:t>
+      </w:r>
+      <w:r>
+        <w:rPr>
+          <w:rStyle w:val="Extranjerismo"/>
+          <w:rFonts w:asciiTheme="minorHAnsi" w:hAnsiTheme="minorHAnsi" w:cstheme="minorHAnsi"/>
+          <w:sz w:val="28"/>
+          <w:szCs w:val="28"/>
+        </w:rPr>
+        <w:t xml:space="preserve"> </w:t>
       </w:r>
       <w:hyperlink r:id="rId41" w:history="1">
         <w:r>
@@ -22569,34 +22606,27 @@
 </file>
 
 <file path=customXml/item1.xml><?xml version="1.0" encoding="utf-8"?>
-<b:Sources xmlns:b="http://schemas.openxmlformats.org/officeDocument/2006/bibliography" xmlns="http://schemas.openxmlformats.org/officeDocument/2006/bibliography" SelectedStyle="\APASixthEditionOfficeOnline.xsl" StyleName="APA" Version="6"/>
-</file>
-
-<file path=customXml/item2.xml><?xml version="1.0" encoding="utf-8"?>
-<ct:contentTypeSchema xmlns:ct="http://schemas.microsoft.com/office/2006/metadata/contentType" xmlns:ma="http://schemas.microsoft.com/office/2006/metadata/properties/metaAttributes" ct:_="" ma:_="" ma:contentTypeName="Documento" ma:contentTypeID="0x01010049282E1EDBE9234EA9E6D38F720E265F" ma:contentTypeVersion="15" ma:contentTypeDescription="Crear nuevo documento." ma:contentTypeScope="" ma:versionID="b31c7aa9eaf043a08b87120b3c4916e3">
-  <xsd:schema xmlns:xsd="http://www.w3.org/2001/XMLSchema" xmlns:xs="http://www.w3.org/2001/XMLSchema" xmlns:p="http://schemas.microsoft.com/office/2006/metadata/properties" xmlns:ns2="cb45339b-ced9-4d0d-8f64-77573914d53b" xmlns:ns3="43a3ca16-9c26-4813-b83f-4aec9927b43f" targetNamespace="http://schemas.microsoft.com/office/2006/metadata/properties" ma:root="true" ma:fieldsID="3533d065b04d75c457075bc55f1f5315" ns2:_="" ns3:_="">
-    <xsd:import namespace="cb45339b-ced9-4d0d-8f64-77573914d53b"/>
-    <xsd:import namespace="43a3ca16-9c26-4813-b83f-4aec9927b43f"/>
+<ct:contentTypeSchema xmlns:ct="http://schemas.microsoft.com/office/2006/metadata/contentType" xmlns:ma="http://schemas.microsoft.com/office/2006/metadata/properties/metaAttributes" ct:_="" ma:_="" ma:contentTypeName="Documento" ma:contentTypeID="0x010100FC2B1768DD5A774EB396CCAB0DE361C1" ma:contentTypeVersion="12" ma:contentTypeDescription="Crear nuevo documento." ma:contentTypeScope="" ma:versionID="73bbb3c317121ea3087ce0564dba81cf">
+  <xsd:schema xmlns:xsd="http://www.w3.org/2001/XMLSchema" xmlns:xs="http://www.w3.org/2001/XMLSchema" xmlns:p="http://schemas.microsoft.com/office/2006/metadata/properties" xmlns:ns2="a70d3c18-0869-45a1-9f75-4b4b8f0f32be" xmlns:ns3="adccf511-daff-4bcb-9072-914cedbf4c7e" targetNamespace="http://schemas.microsoft.com/office/2006/metadata/properties" ma:root="true" ma:fieldsID="89b5199a66abea40ca7ec6b263fc5e35" ns2:_="" ns3:_="">
+    <xsd:import namespace="a70d3c18-0869-45a1-9f75-4b4b8f0f32be"/>
+    <xsd:import namespace="adccf511-daff-4bcb-9072-914cedbf4c7e"/>
     <xsd:element name="properties">
       <xsd:complexType>
         <xsd:sequence>
           <xsd:element name="documentManagement">
             <xsd:complexType>
               <xsd:all>
-                <xsd:element ref="ns2:SharedWithUsers" minOccurs="0"/>
-                <xsd:element ref="ns2:SharedWithDetails" minOccurs="0"/>
-                <xsd:element ref="ns3:MediaServiceMetadata" minOccurs="0"/>
-                <xsd:element ref="ns3:MediaServiceFastMetadata" minOccurs="0"/>
-                <xsd:element ref="ns3:MediaServiceDateTaken" minOccurs="0"/>
-                <xsd:element ref="ns3:MediaServiceObjectDetectorVersions" minOccurs="0"/>
-                <xsd:element ref="ns3:MediaLengthInSeconds" minOccurs="0"/>
-                <xsd:element ref="ns3:MediaServiceLocation" minOccurs="0"/>
-                <xsd:element ref="ns3:MediaServiceGenerationTime" minOccurs="0"/>
-                <xsd:element ref="ns3:MediaServiceEventHashCode" minOccurs="0"/>
-                <xsd:element ref="ns3:lcf76f155ced4ddcb4097134ff3c332f" minOccurs="0"/>
-                <xsd:element ref="ns2:TaxCatchAll" minOccurs="0"/>
-                <xsd:element ref="ns3:MediaServiceOCR" minOccurs="0"/>
-                <xsd:element ref="ns3:MediaServiceSearchProperties" minOccurs="0"/>
+                <xsd:element ref="ns2:MediaServiceMetadata" minOccurs="0"/>
+                <xsd:element ref="ns2:MediaServiceFastMetadata" minOccurs="0"/>
+                <xsd:element ref="ns2:MediaServiceSearchProperties" minOccurs="0"/>
+                <xsd:element ref="ns2:MediaServiceDateTaken" minOccurs="0"/>
+                <xsd:element ref="ns2:MediaServiceGenerationTime" minOccurs="0"/>
+                <xsd:element ref="ns2:MediaServiceEventHashCode" minOccurs="0"/>
+                <xsd:element ref="ns2:MediaLengthInSeconds" minOccurs="0"/>
+                <xsd:element ref="ns2:lcf76f155ced4ddcb4097134ff3c332f" minOccurs="0"/>
+                <xsd:element ref="ns3:TaxCatchAll" minOccurs="0"/>
+                <xsd:element ref="ns2:MediaServiceOCR" minOccurs="0"/>
+                <xsd:element ref="ns2:MediaServiceBillingMetadata" minOccurs="0"/>
               </xsd:all>
             </xsd:complexType>
           </xsd:element>
@@ -22604,36 +22634,68 @@
       </xsd:complexType>
     </xsd:element>
   </xsd:schema>
-  <xsd:schema xmlns:xsd="http://www.w3.org/2001/XMLSchema" xmlns:xs="http://www.w3.org/2001/XMLSchema" xmlns:dms="http://schemas.microsoft.com/office/2006/documentManagement/types" xmlns:pc="http://schemas.microsoft.com/office/infopath/2007/PartnerControls" targetNamespace="cb45339b-ced9-4d0d-8f64-77573914d53b" elementFormDefault="qualified">
+  <xsd:schema xmlns:xsd="http://www.w3.org/2001/XMLSchema" xmlns:xs="http://www.w3.org/2001/XMLSchema" xmlns:dms="http://schemas.microsoft.com/office/2006/documentManagement/types" xmlns:pc="http://schemas.microsoft.com/office/infopath/2007/PartnerControls" targetNamespace="a70d3c18-0869-45a1-9f75-4b4b8f0f32be" elementFormDefault="qualified">
     <xsd:import namespace="http://schemas.microsoft.com/office/2006/documentManagement/types"/>
     <xsd:import namespace="http://schemas.microsoft.com/office/infopath/2007/PartnerControls"/>
-    <xsd:element name="SharedWithUsers" ma:index="8" nillable="true" ma:displayName="Compartido con" ma:internalName="SharedWithUsers" ma:readOnly="true">
+    <xsd:element name="MediaServiceMetadata" ma:index="8" nillable="true" ma:displayName="MediaServiceMetadata" ma:hidden="true" ma:internalName="MediaServiceMetadata" ma:readOnly="true">
+      <xsd:simpleType>
+        <xsd:restriction base="dms:Note"/>
+      </xsd:simpleType>
+    </xsd:element>
+    <xsd:element name="MediaServiceFastMetadata" ma:index="9" nillable="true" ma:displayName="MediaServiceFastMetadata" ma:hidden="true" ma:internalName="MediaServiceFastMetadata" ma:readOnly="true">
+      <xsd:simpleType>
+        <xsd:restriction base="dms:Note"/>
+      </xsd:simpleType>
+    </xsd:element>
+    <xsd:element name="MediaServiceSearchProperties" ma:index="10" nillable="true" ma:displayName="MediaServiceSearchProperties" ma:hidden="true" ma:internalName="MediaServiceSearchProperties" ma:readOnly="true">
+      <xsd:simpleType>
+        <xsd:restriction base="dms:Note"/>
+      </xsd:simpleType>
+    </xsd:element>
+    <xsd:element name="MediaServiceDateTaken" ma:index="11" nillable="true" ma:displayName="MediaServiceDateTaken" ma:hidden="true" ma:indexed="true" ma:internalName="MediaServiceDateTaken" ma:readOnly="true">
+      <xsd:simpleType>
+        <xsd:restriction base="dms:Text"/>
+      </xsd:simpleType>
+    </xsd:element>
+    <xsd:element name="MediaServiceGenerationTime" ma:index="12" nillable="true" ma:displayName="MediaServiceGenerationTime" ma:hidden="true" ma:internalName="MediaServiceGenerationTime" ma:readOnly="true">
+      <xsd:simpleType>
+        <xsd:restriction base="dms:Text"/>
+      </xsd:simpleType>
+    </xsd:element>
+    <xsd:element name="MediaServiceEventHashCode" ma:index="13" nillable="true" ma:displayName="MediaServiceEventHashCode" ma:hidden="true" ma:internalName="MediaServiceEventHashCode" ma:readOnly="true">
+      <xsd:simpleType>
+        <xsd:restriction base="dms:Text"/>
+      </xsd:simpleType>
+    </xsd:element>
+    <xsd:element name="MediaLengthInSeconds" ma:index="14" nillable="true" ma:displayName="MediaLengthInSeconds" ma:hidden="true" ma:internalName="MediaLengthInSeconds" ma:readOnly="true">
+      <xsd:simpleType>
+        <xsd:restriction base="dms:Unknown"/>
+      </xsd:simpleType>
+    </xsd:element>
+    <xsd:element name="lcf76f155ced4ddcb4097134ff3c332f" ma:index="16" nillable="true" ma:taxonomy="true" ma:internalName="lcf76f155ced4ddcb4097134ff3c332f" ma:taxonomyFieldName="MediaServiceImageTags" ma:displayName="Etiquetas de imagen" ma:readOnly="false" ma:fieldId="{5cf76f15-5ced-4ddc-b409-7134ff3c332f}" ma:taxonomyMulti="true" ma:sspId="d33c8c81-5745-4931-bcc4-c2aeafe86780" ma:termSetId="09814cd3-568e-fe90-9814-8d621ff8fb84" ma:anchorId="fba54fb3-c3e1-fe81-a776-ca4b69148c4d" ma:open="true" ma:isKeyword="false">
       <xsd:complexType>
-        <xsd:complexContent>
-          <xsd:extension base="dms:UserMulti">
-            <xsd:sequence>
-              <xsd:element name="UserInfo" minOccurs="0" maxOccurs="unbounded">
-                <xsd:complexType>
-                  <xsd:sequence>
-                    <xsd:element name="DisplayName" type="xsd:string" minOccurs="0"/>
-                    <xsd:element name="AccountId" type="dms:UserId" minOccurs="0" nillable="true"/>
-                    <xsd:element name="AccountType" type="xsd:string" minOccurs="0"/>
-                  </xsd:sequence>
-                </xsd:complexType>
-              </xsd:element>
-            </xsd:sequence>
-          </xsd:extension>
-        </xsd:complexContent>
+        <xsd:sequence>
+          <xsd:element ref="pc:Terms" minOccurs="0" maxOccurs="1"/>
+        </xsd:sequence>
       </xsd:complexType>
     </xsd:element>
-    <xsd:element name="SharedWithDetails" ma:index="9" nillable="true" ma:displayName="Detalles de uso compartido" ma:internalName="SharedWithDetails" ma:readOnly="true">
+    <xsd:element name="MediaServiceOCR" ma:index="18" nillable="true" ma:displayName="Extracted Text" ma:internalName="MediaServiceOCR" ma:readOnly="true">
       <xsd:simpleType>
         <xsd:restriction base="dms:Note">
           <xsd:maxLength value="255"/>
         </xsd:restriction>
       </xsd:simpleType>
     </xsd:element>
-    <xsd:element name="TaxCatchAll" ma:index="20" nillable="true" ma:displayName="Taxonomy Catch All Column" ma:hidden="true" ma:list="{2f40a149-578b-41a1-8845-c88bc1831770}" ma:internalName="TaxCatchAll" ma:showField="CatchAllData" ma:web="cb45339b-ced9-4d0d-8f64-77573914d53b">
+    <xsd:element name="MediaServiceBillingMetadata" ma:index="19" nillable="true" ma:displayName="MediaServiceBillingMetadata" ma:hidden="true" ma:internalName="MediaServiceBillingMetadata" ma:readOnly="true">
+      <xsd:simpleType>
+        <xsd:restriction base="dms:Note"/>
+      </xsd:simpleType>
+    </xsd:element>
+  </xsd:schema>
+  <xsd:schema xmlns:xsd="http://www.w3.org/2001/XMLSchema" xmlns:xs="http://www.w3.org/2001/XMLSchema" xmlns:dms="http://schemas.microsoft.com/office/2006/documentManagement/types" xmlns:pc="http://schemas.microsoft.com/office/infopath/2007/PartnerControls" targetNamespace="adccf511-daff-4bcb-9072-914cedbf4c7e" elementFormDefault="qualified">
+    <xsd:import namespace="http://schemas.microsoft.com/office/2006/documentManagement/types"/>
+    <xsd:import namespace="http://schemas.microsoft.com/office/infopath/2007/PartnerControls"/>
+    <xsd:element name="TaxCatchAll" ma:index="17" nillable="true" ma:displayName="Taxonomy Catch All Column" ma:hidden="true" ma:list="{d55fdbc5-1632-489d-aeea-ba6fd7407963}" ma:internalName="TaxCatchAll" ma:showField="CatchAllData" ma:web="adccf511-daff-4bcb-9072-914cedbf4c7e">
       <xsd:complexType>
         <xsd:complexContent>
           <xsd:extension base="dms:MultiChoiceLookup">
@@ -22643,69 +22705,6 @@
           </xsd:extension>
         </xsd:complexContent>
       </xsd:complexType>
-    </xsd:element>
-  </xsd:schema>
-  <xsd:schema xmlns:xsd="http://www.w3.org/2001/XMLSchema" xmlns:xs="http://www.w3.org/2001/XMLSchema" xmlns:dms="http://schemas.microsoft.com/office/2006/documentManagement/types" xmlns:pc="http://schemas.microsoft.com/office/infopath/2007/PartnerControls" targetNamespace="43a3ca16-9c26-4813-b83f-4aec9927b43f" elementFormDefault="qualified">
-    <xsd:import namespace="http://schemas.microsoft.com/office/2006/documentManagement/types"/>
-    <xsd:import namespace="http://schemas.microsoft.com/office/infopath/2007/PartnerControls"/>
-    <xsd:element name="MediaServiceMetadata" ma:index="10" nillable="true" ma:displayName="MediaServiceMetadata" ma:hidden="true" ma:internalName="MediaServiceMetadata" ma:readOnly="true">
-      <xsd:simpleType>
-        <xsd:restriction base="dms:Note"/>
-      </xsd:simpleType>
-    </xsd:element>
-    <xsd:element name="MediaServiceFastMetadata" ma:index="11" nillable="true" ma:displayName="MediaServiceFastMetadata" ma:hidden="true" ma:internalName="MediaServiceFastMetadata" ma:readOnly="true">
-      <xsd:simpleType>
-        <xsd:restriction base="dms:Note"/>
-      </xsd:simpleType>
-    </xsd:element>
-    <xsd:element name="MediaServiceDateTaken" ma:index="12" nillable="true" ma:displayName="MediaServiceDateTaken" ma:hidden="true" ma:indexed="true" ma:internalName="MediaServiceDateTaken" ma:readOnly="true">
-      <xsd:simpleType>
-        <xsd:restriction base="dms:Text"/>
-      </xsd:simpleType>
-    </xsd:element>
-    <xsd:element name="MediaServiceObjectDetectorVersions" ma:index="13" nillable="true" ma:displayName="MediaServiceObjectDetectorVersions" ma:hidden="true" ma:indexed="true" ma:internalName="MediaServiceObjectDetectorVersions" ma:readOnly="true">
-      <xsd:simpleType>
-        <xsd:restriction base="dms:Text"/>
-      </xsd:simpleType>
-    </xsd:element>
-    <xsd:element name="MediaLengthInSeconds" ma:index="14" nillable="true" ma:displayName="MediaLengthInSeconds" ma:hidden="true" ma:internalName="MediaLengthInSeconds" ma:readOnly="true">
-      <xsd:simpleType>
-        <xsd:restriction base="dms:Unknown"/>
-      </xsd:simpleType>
-    </xsd:element>
-    <xsd:element name="MediaServiceLocation" ma:index="15" nillable="true" ma:displayName="Location" ma:indexed="true" ma:internalName="MediaServiceLocation" ma:readOnly="true">
-      <xsd:simpleType>
-        <xsd:restriction base="dms:Text"/>
-      </xsd:simpleType>
-    </xsd:element>
-    <xsd:element name="MediaServiceGenerationTime" ma:index="16" nillable="true" ma:displayName="MediaServiceGenerationTime" ma:hidden="true" ma:internalName="MediaServiceGenerationTime" ma:readOnly="true">
-      <xsd:simpleType>
-        <xsd:restriction base="dms:Text"/>
-      </xsd:simpleType>
-    </xsd:element>
-    <xsd:element name="MediaServiceEventHashCode" ma:index="17" nillable="true" ma:displayName="MediaServiceEventHashCode" ma:hidden="true" ma:internalName="MediaServiceEventHashCode" ma:readOnly="true">
-      <xsd:simpleType>
-        <xsd:restriction base="dms:Text"/>
-      </xsd:simpleType>
-    </xsd:element>
-    <xsd:element name="lcf76f155ced4ddcb4097134ff3c332f" ma:index="19" nillable="true" ma:taxonomy="true" ma:internalName="lcf76f155ced4ddcb4097134ff3c332f" ma:taxonomyFieldName="MediaServiceImageTags" ma:displayName="Etiquetas de imagen" ma:readOnly="false" ma:fieldId="{5cf76f15-5ced-4ddc-b409-7134ff3c332f}" ma:taxonomyMulti="true" ma:sspId="d33c8c81-5745-4931-bcc4-c2aeafe86780" ma:termSetId="09814cd3-568e-fe90-9814-8d621ff8fb84" ma:anchorId="fba54fb3-c3e1-fe81-a776-ca4b69148c4d" ma:open="true" ma:isKeyword="false">
-      <xsd:complexType>
-        <xsd:sequence>
-          <xsd:element ref="pc:Terms" minOccurs="0" maxOccurs="1"/>
-        </xsd:sequence>
-      </xsd:complexType>
-    </xsd:element>
-    <xsd:element name="MediaServiceOCR" ma:index="21" nillable="true" ma:displayName="Extracted Text" ma:internalName="MediaServiceOCR" ma:readOnly="true">
-      <xsd:simpleType>
-        <xsd:restriction base="dms:Note">
-          <xsd:maxLength value="255"/>
-        </xsd:restriction>
-      </xsd:simpleType>
-    </xsd:element>
-    <xsd:element name="MediaServiceSearchProperties" ma:index="22" nillable="true" ma:displayName="MediaServiceSearchProperties" ma:hidden="true" ma:internalName="MediaServiceSearchProperties" ma:readOnly="true">
-      <xsd:simpleType>
-        <xsd:restriction base="dms:Note"/>
-      </xsd:simpleType>
     </xsd:element>
   </xsd:schema>
   <xsd:schema xmlns="http://schemas.openxmlformats.org/package/2006/metadata/core-properties" xmlns:xsd="http://www.w3.org/2001/XMLSchema" xmlns:xsi="http://www.w3.org/2001/XMLSchema-instance" xmlns:dc="http://purl.org/dc/elements/1.1/" xmlns:dcterms="http://purl.org/dc/terms/" xmlns:odoc="http://schemas.microsoft.com/internal/obd" targetNamespace="http://schemas.openxmlformats.org/package/2006/metadata/core-properties" elementFormDefault="qualified" attributeFormDefault="unqualified" blockDefault="#all">
@@ -22807,7 +22806,22 @@
 </ct:contentTypeSchema>
 </file>
 
+<file path=customXml/item2.xml><?xml version="1.0" encoding="utf-8"?>
+<b:Sources xmlns:b="http://schemas.openxmlformats.org/officeDocument/2006/bibliography" xmlns="http://schemas.openxmlformats.org/officeDocument/2006/bibliography" SelectedStyle="\APASixthEditionOfficeOnline.xsl" StyleName="APA" Version="6"/>
+</file>
+
 <file path=customXml/item3.xml><?xml version="1.0" encoding="utf-8"?>
+<p:properties xmlns:p="http://schemas.microsoft.com/office/2006/metadata/properties" xmlns:xsi="http://www.w3.org/2001/XMLSchema-instance" xmlns:pc="http://schemas.microsoft.com/office/infopath/2007/PartnerControls">
+  <documentManagement>
+    <TaxCatchAll xmlns="adccf511-daff-4bcb-9072-914cedbf4c7e" xsi:nil="true"/>
+    <lcf76f155ced4ddcb4097134ff3c332f xmlns="a70d3c18-0869-45a1-9f75-4b4b8f0f32be">
+      <Terms xmlns="http://schemas.microsoft.com/office/infopath/2007/PartnerControls"/>
+    </lcf76f155ced4ddcb4097134ff3c332f>
+  </documentManagement>
+</p:properties>
+</file>
+
+<file path=customXml/item4.xml><?xml version="1.0" encoding="utf-8"?>
 <?mso-contentType ?>
 <FormTemplates xmlns="http://schemas.microsoft.com/sharepoint/v3/contenttype/forms">
   <Display>DocumentLibraryForm</Display>
@@ -22816,18 +22830,11 @@
 </FormTemplates>
 </file>
 
-<file path=customXml/item4.xml><?xml version="1.0" encoding="utf-8"?>
-<p:properties xmlns:p="http://schemas.microsoft.com/office/2006/metadata/properties" xmlns:xsi="http://www.w3.org/2001/XMLSchema-instance" xmlns:pc="http://schemas.microsoft.com/office/infopath/2007/PartnerControls">
-  <documentManagement>
-    <TaxCatchAll xmlns="cb45339b-ced9-4d0d-8f64-77573914d53b"/>
-    <lcf76f155ced4ddcb4097134ff3c332f xmlns="43a3ca16-9c26-4813-b83f-4aec9927b43f">
-      <Terms xmlns="http://schemas.microsoft.com/office/infopath/2007/PartnerControls"/>
-    </lcf76f155ced4ddcb4097134ff3c332f>
-  </documentManagement>
-</p:properties>
+<file path=customXml/itemProps1.xml><?xml version="1.0" encoding="utf-8"?>
+<ds:datastoreItem xmlns:ds="http://schemas.openxmlformats.org/officeDocument/2006/customXml" ds:itemID="{9374E43F-7120-43E9-9582-C1F4F212B893}"/>
 </file>
 
-<file path=customXml/itemProps1.xml><?xml version="1.0" encoding="utf-8"?>
+<file path=customXml/itemProps2.xml><?xml version="1.0" encoding="utf-8"?>
 <ds:datastoreItem xmlns:ds="http://schemas.openxmlformats.org/officeDocument/2006/customXml" ds:itemID="{E8AB44A3-7C62-4BD2-82ED-8ABC209970FA}">
   <ds:schemaRefs>
     <ds:schemaRef ds:uri="http://schemas.openxmlformats.org/officeDocument/2006/bibliography"/>
@@ -22835,34 +22842,7 @@
 </ds:datastoreItem>
 </file>
 
-<file path=customXml/itemProps2.xml><?xml version="1.0" encoding="utf-8"?>
-<ds:datastoreItem xmlns:ds="http://schemas.openxmlformats.org/officeDocument/2006/customXml" ds:itemID="{DF43E046-DB0C-42D1-8C73-AE38B52F1ED7}">
-  <ds:schemaRefs>
-    <ds:schemaRef ds:uri="http://schemas.microsoft.com/office/2006/metadata/contentType"/>
-    <ds:schemaRef ds:uri="http://schemas.microsoft.com/office/2006/metadata/properties/metaAttributes"/>
-    <ds:schemaRef ds:uri="http://www.w3.org/2001/XMLSchema"/>
-    <ds:schemaRef ds:uri="http://schemas.microsoft.com/office/2006/metadata/properties"/>
-    <ds:schemaRef ds:uri="cb45339b-ced9-4d0d-8f64-77573914d53b"/>
-    <ds:schemaRef ds:uri="43a3ca16-9c26-4813-b83f-4aec9927b43f"/>
-    <ds:schemaRef ds:uri="http://schemas.microsoft.com/office/2006/documentManagement/types"/>
-    <ds:schemaRef ds:uri="http://schemas.microsoft.com/office/infopath/2007/PartnerControls"/>
-    <ds:schemaRef ds:uri="http://schemas.openxmlformats.org/package/2006/metadata/core-properties"/>
-    <ds:schemaRef ds:uri="http://purl.org/dc/elements/1.1/"/>
-    <ds:schemaRef ds:uri="http://purl.org/dc/terms/"/>
-    <ds:schemaRef ds:uri="http://schemas.microsoft.com/internal/obd"/>
-  </ds:schemaRefs>
-</ds:datastoreItem>
-</file>
-
 <file path=customXml/itemProps3.xml><?xml version="1.0" encoding="utf-8"?>
-<ds:datastoreItem xmlns:ds="http://schemas.openxmlformats.org/officeDocument/2006/customXml" ds:itemID="{81CBDEC1-3B00-44ED-AD36-0268077980BA}">
-  <ds:schemaRefs>
-    <ds:schemaRef ds:uri="http://schemas.microsoft.com/sharepoint/v3/contenttype/forms"/>
-  </ds:schemaRefs>
-</ds:datastoreItem>
-</file>
-
-<file path=customXml/itemProps4.xml><?xml version="1.0" encoding="utf-8"?>
 <ds:datastoreItem xmlns:ds="http://schemas.openxmlformats.org/officeDocument/2006/customXml" ds:itemID="{1145D752-ACC1-45E1-AB53-0C756F67FC7F}">
   <ds:schemaRefs>
     <ds:schemaRef ds:uri="http://schemas.microsoft.com/office/2006/metadata/properties"/>
@@ -22871,4 +22851,12 @@
     <ds:schemaRef ds:uri="43a3ca16-9c26-4813-b83f-4aec9927b43f"/>
   </ds:schemaRefs>
 </ds:datastoreItem>
+</file>
+
+<file path=customXml/itemProps4.xml><?xml version="1.0" encoding="utf-8"?>
+<ds:datastoreItem xmlns:ds="http://schemas.openxmlformats.org/officeDocument/2006/customXml" ds:itemID="{81CBDEC1-3B00-44ED-AD36-0268077980BA}">
+  <ds:schemaRefs>
+    <ds:schemaRef ds:uri="http://schemas.microsoft.com/sharepoint/v3/contenttype/forms"/>
+  </ds:schemaRefs>
+</ds:datastoreItem>
 </file>